--- a/05_Website_Angular/docs/ResumeMatch-PH-Google-Forms.docx
+++ b/05_Website_Angular/docs/ResumeMatch-PH-Google-Forms.docx
@@ -7379,67 +7379,17 @@
           <w:sz w:val="17"/>
           <w:szCs w:val="17"/>
         </w:rPr>
-        <w:t xml:space="preserve">○  Being guided step by step through the resume</w:t>
-      </w:r>
-      <w:r>
-        <w:br/>
-      </w:r>
-      <w:r>
-        <w:rPr>
-          <w:rFonts w:ascii="Arial" w:cs="Arial" w:eastAsia="Arial" w:hAnsi="Arial"/>
-          <w:color w:val="3A3A3A"/>
-          <w:sz w:val="17"/>
-          <w:szCs w:val="17"/>
-        </w:rPr>
-        <w:t xml:space="preserve">○  The choice of resume designs</w:t>
-      </w:r>
-      <w:r>
-        <w:br/>
-      </w:r>
-      <w:r>
-        <w:rPr>
-          <w:rFonts w:ascii="Arial" w:cs="Arial" w:eastAsia="Arial" w:hAnsi="Arial"/>
-          <w:color w:val="3A3A3A"/>
-          <w:sz w:val="17"/>
-          <w:szCs w:val="17"/>
-        </w:rPr>
-        <w:t xml:space="preserve">○  Seeing my match score</w:t>
-      </w:r>
-      <w:r>
-        <w:br/>
-      </w:r>
-      <w:r>
-        <w:rPr>
-          <w:rFonts w:ascii="Arial" w:cs="Arial" w:eastAsia="Arial" w:hAnsi="Arial"/>
-          <w:color w:val="3A3A3A"/>
-          <w:sz w:val="17"/>
-          <w:szCs w:val="17"/>
-        </w:rPr>
-        <w:t xml:space="preserve">○  Being told which skills I was missing</w:t>
-      </w:r>
-      <w:r>
-        <w:br/>
-      </w:r>
-      <w:r>
-        <w:rPr>
-          <w:rFonts w:ascii="Arial" w:cs="Arial" w:eastAsia="Arial" w:hAnsi="Arial"/>
-          <w:color w:val="3A3A3A"/>
-          <w:sz w:val="17"/>
-          <w:szCs w:val="17"/>
-        </w:rPr>
-        <w:t xml:space="preserve">○  Being able to apply from the same place</w:t>
-      </w:r>
-      <w:r>
-        <w:br/>
-      </w:r>
-      <w:r>
-        <w:rPr>
-          <w:rFonts w:ascii="Arial" w:cs="Arial" w:eastAsia="Arial" w:hAnsi="Arial"/>
-          <w:color w:val="3A3A3A"/>
-          <w:sz w:val="17"/>
-          <w:szCs w:val="17"/>
-        </w:rPr>
-        <w:t xml:space="preserve">○  The learning hub guides</w:t>
+        <w:t>○  Being guided step by step through the resume</w:t>
+        <w:br/>
+        <w:t>○  The choice of resume designs</w:t>
+        <w:br/>
+        <w:t>○  Seeing my match score</w:t>
+        <w:br/>
+        <w:t>○  Being told how many skills I was missing</w:t>
+        <w:br/>
+        <w:t>○  Being able to apply from the same place</w:t>
+        <w:br/>
+        <w:t>○  The learning hub guides</w:t>
       </w:r>
     </w:p>
     <w:p>
